--- a/Курсовая Нестеров.docx
+++ b/Курсовая Нестеров.docx
@@ -1039,6 +1039,7 @@
           <w:docPartUnique/>
         </w:docPartObj>
       </w:sdtPr>
+      <w:sdtEndPr/>
       <w:sdtContent>
         <w:p>
           <w:pPr>
@@ -3490,23 +3491,7 @@
                 <w:rFonts w:cs="Times New Roman"/>
                 <w:noProof/>
               </w:rPr>
-              <w:t>рило</w:t>
-            </w:r>
-            <w:r>
-              <w:rPr>
-                <w:rStyle w:val="ac"/>
-                <w:rFonts w:cs="Times New Roman"/>
-                <w:noProof/>
-              </w:rPr>
-              <w:t>ж</w:t>
-            </w:r>
-            <w:r>
-              <w:rPr>
-                <w:rStyle w:val="ac"/>
-                <w:rFonts w:cs="Times New Roman"/>
-                <w:noProof/>
-              </w:rPr>
-              <w:t>ение</w:t>
+              <w:t>риложение</w:t>
             </w:r>
             <w:r>
               <w:rPr>
@@ -8081,8 +8066,6 @@
         </w:rPr>
         <w:t>Дебаг</w:t>
       </w:r>
-      <w:bookmarkStart w:id="29" w:name="_GoBack"/>
-      <w:bookmarkEnd w:id="29"/>
       <w:r>
         <w:rPr>
           <w:rFonts w:ascii="Times New Roman" w:hAnsi="Times New Roman" w:cs="Times New Roman"/>
@@ -8576,7 +8559,7 @@
           <w:szCs w:val="28"/>
         </w:rPr>
       </w:pPr>
-      <w:bookmarkStart w:id="30" w:name="_Toc223587166"/>
+      <w:bookmarkStart w:id="29" w:name="_Toc223587166"/>
       <w:r>
         <w:rPr>
           <w:rFonts w:ascii="Times New Roman" w:hAnsi="Times New Roman" w:cs="Times New Roman"/>
@@ -8633,7 +8616,7 @@
         </w:rPr>
         <w:t>.</w:t>
       </w:r>
-      <w:bookmarkEnd w:id="30"/>
+      <w:bookmarkEnd w:id="29"/>
     </w:p>
     <w:p>
       <w:pPr>
@@ -9154,7 +9137,7 @@
           <w:szCs w:val="28"/>
         </w:rPr>
       </w:pPr>
-      <w:bookmarkStart w:id="31" w:name="_Toc223587167"/>
+      <w:bookmarkStart w:id="30" w:name="_Toc223587167"/>
       <w:r>
         <w:rPr>
           <w:rFonts w:ascii="Times New Roman" w:hAnsi="Times New Roman" w:cs="Times New Roman"/>
@@ -9200,7 +9183,7 @@
         </w:rPr>
         <w:t xml:space="preserve"> Новые юниты и здания, графика+, SFX+, основной скелет геймплея</w:t>
       </w:r>
-      <w:bookmarkEnd w:id="31"/>
+      <w:bookmarkEnd w:id="30"/>
     </w:p>
     <w:p>
       <w:pPr>
@@ -9632,26 +9615,37 @@
         <w:t xml:space="preserve"> была реализована система загрузки и масштабирования пиксельных иконок</w:t>
       </w:r>
       <w:r>
-        <w:t xml:space="preserve"> (</w:t>
+        <w:t xml:space="preserve">. </w:t>
+      </w:r>
+      <w:r>
+        <w:t>Все юниты и здания получили собственные PNG</w:t>
+      </w:r>
+      <w:r>
+        <w:t>–</w:t>
+      </w:r>
+      <w:r>
+        <w:t xml:space="preserve">иконки (100×100 пикселей), выполненные вручную в простом стиле. Иконки автоматически масштабируются под размер клетки и под разрешение окна. При отсутствии файла используется </w:t>
+      </w:r>
+      <w:r>
+        <w:t>резервный вариант отрисовки</w:t>
+      </w:r>
+      <w:r>
+        <w:t>, что делает систему устойчивой к ошибкам. Это обновление полностью изменило визуальное восприятие игры: вместо условных фигур появились узнаваемые игровые объекты</w:t>
+      </w:r>
+      <w:r>
+        <w:t xml:space="preserve"> </w:t>
+      </w:r>
+      <w:r>
+        <w:t>(</w:t>
       </w:r>
       <w:r>
         <w:t>Рисунок 20)</w:t>
       </w:r>
       <w:r>
-        <w:t>. Все юниты и здания получили собственные PNG</w:t>
-      </w:r>
-      <w:r>
-        <w:t>–</w:t>
-      </w:r>
-      <w:r>
-        <w:t xml:space="preserve">иконки (100×100 пикселей), выполненные вручную в простом стиле. Иконки автоматически масштабируются под размер клетки и под разрешение окна. При отсутствии файла используется </w:t>
-      </w:r>
-      <w:r>
-        <w:t>резервный вариант отрисовки</w:t>
-      </w:r>
-      <w:r>
-        <w:t>, что делает систему устойчивой к ошибкам. Это обновление полностью изменило визуальное восприятие игры: вместо условных фигур появились узнаваемые игровые объекты.</w:t>
-      </w:r>
+        <w:t>.</w:t>
+      </w:r>
+      <w:bookmarkStart w:id="31" w:name="_GoBack"/>
+      <w:bookmarkEnd w:id="31"/>
     </w:p>
     <w:p>
       <w:pPr>
@@ -9777,21 +9771,11 @@
       </w:r>
       <w:proofErr w:type="spellEnd"/>
       <w:r>
-        <w:t xml:space="preserve"> централизует все звуковые эффекты: перемещение, выбор юнита, броски кубиков, </w:t>
-      </w:r>
-      <w:proofErr w:type="spellStart"/>
-      <w:r>
-        <w:t>драмроллы</w:t>
-      </w:r>
-      <w:proofErr w:type="spellEnd"/>
-      <w:r>
-        <w:t xml:space="preserve"> </w:t>
-      </w:r>
-      <w:proofErr w:type="spellStart"/>
-      <w:r>
-        <w:t>катсцен</w:t>
-      </w:r>
-      <w:proofErr w:type="spellEnd"/>
+        <w:t xml:space="preserve"> централизует все звуковые эффекты: перемещение, выбор юнита, броски кубиков,</w:t>
+      </w:r>
+      <w:r>
+        <w:t xml:space="preserve"> барабанная дробь и так далее</w:t>
+      </w:r>
       <w:r>
         <w:t>. Звук теперь не просто сопровождает действия, а синхронизирован с логикой игрового цикла.</w:t>
       </w:r>
@@ -10100,26 +10084,22 @@
         <w:t xml:space="preserve"> </w:t>
       </w:r>
       <w:r>
-        <w:t>дополнена механизмом динамического изменения громкости (</w:t>
-      </w:r>
-      <w:proofErr w:type="spellStart"/>
-      <w:r>
-        <w:t>ducking</w:t>
-      </w:r>
-      <w:proofErr w:type="spellEnd"/>
-      <w:r>
-        <w:t>), что позволяет снижать громкость во время определённых фаз игры и автоматически её восстанавливать.</w:t>
+        <w:t>дополнена механизмом ди</w:t>
+      </w:r>
+      <w:r>
+        <w:t xml:space="preserve">намического изменения громкости, </w:t>
+      </w:r>
+      <w:r>
+        <w:t>что позволяет снижать громкость во время определённых фаз игры и автоматически её восстанавливать.</w:t>
       </w:r>
       <w:r>
         <w:t xml:space="preserve"> </w:t>
       </w:r>
-      <w:proofErr w:type="spellStart"/>
-      <w:r>
-        <w:t>Катсцены</w:t>
-      </w:r>
-      <w:proofErr w:type="spellEnd"/>
-      <w:r>
-        <w:t xml:space="preserve"> определения порядка хода и перехода между ходами были доработаны и синхронизированы со звуком (turn_order_cutscene.py, </w:t>
+      <w:r>
+        <w:t>С</w:t>
+      </w:r>
+      <w:r>
+        <w:t xml:space="preserve">цены определения порядка хода и перехода между ходами были доработаны и синхронизированы со звуком (turn_order_cutscene.py, </w:t>
       </w:r>
       <w:r>
         <w:rPr>
@@ -10251,32 +10231,31 @@
       <w:r>
         <w:t>В ходе выполнения дипломной работы была разработана программная система пошаговой стратегической игры «</w:t>
       </w:r>
+      <w:r>
+        <w:rPr>
+          <w:lang w:val="en-US"/>
+        </w:rPr>
+        <w:t>Project</w:t>
+      </w:r>
+      <w:r>
+        <w:t xml:space="preserve"> </w:t>
+      </w:r>
+      <w:r>
+        <w:rPr>
+          <w:lang w:val="en-US"/>
+        </w:rPr>
+        <w:t>CIV</w:t>
+      </w:r>
+      <w:r>
+        <w:t xml:space="preserve">», реализованная на языке программирования Python с использованием библиотеки </w:t>
+      </w:r>
       <w:proofErr w:type="spellStart"/>
       <w:r>
-        <w:t>Civili</w:t>
+        <w:t>Pygame</w:t>
       </w:r>
       <w:proofErr w:type="spellEnd"/>
       <w:r>
-        <w:rPr>
-          <w:lang w:val="en-US"/>
-        </w:rPr>
-        <w:t>z</w:t>
-      </w:r>
-      <w:proofErr w:type="spellStart"/>
-      <w:r>
-        <w:t>ation</w:t>
-      </w:r>
-      <w:proofErr w:type="spellEnd"/>
-      <w:r>
-        <w:t xml:space="preserve"> </w:t>
-      </w:r>
-      <w:proofErr w:type="spellStart"/>
-      <w:r>
-        <w:t>Lite</w:t>
-      </w:r>
-      <w:proofErr w:type="spellEnd"/>
-      <w:r>
-        <w:t>», реализованная на языке программирования Python с использованием библиотеки Pygame. В процессе работы были изучены теоретические основы разработки пошаговых игровых систем, принципы архитектурного проектирования программного обеспечения, а также методы алгоритмической реализации игровых механик.</w:t>
+        <w:t>. В процессе работы были изучены теоретические основы разработки пошаговых игровых систем, принципы архитектурного проектирования программного обеспечения, а также методы алгоритмической реализации игровых механик.</w:t>
       </w:r>
     </w:p>
     <w:p>
@@ -14581,6 +14560,7 @@
         <w:docPartUnique/>
       </w:docPartObj>
     </w:sdtPr>
+    <w:sdtEndPr/>
     <w:sdtContent>
       <w:p>
         <w:pPr>
@@ -14600,7 +14580,7 @@
           <w:rPr>
             <w:noProof/>
           </w:rPr>
-          <w:t>52</w:t>
+          <w:t>54</w:t>
         </w:r>
         <w:r>
           <w:fldChar w:fldCharType="end"/>
@@ -17606,7 +17586,7 @@
 </file>
 
 <file path=customXml/itemProps1.xml><?xml version="1.0" encoding="utf-8"?>
-<ds:datastoreItem xmlns:ds="http://schemas.openxmlformats.org/officeDocument/2006/customXml" ds:itemID="{375C46AE-A012-4B37-81A6-2EBD6F2D5B90}">
+<ds:datastoreItem xmlns:ds="http://schemas.openxmlformats.org/officeDocument/2006/customXml" ds:itemID="{1648864C-EE50-4EF1-874E-6B47B20F2A78}">
   <ds:schemaRefs>
     <ds:schemaRef ds:uri="http://schemas.openxmlformats.org/officeDocument/2006/bibliography"/>
   </ds:schemaRefs>
